--- a/CAHIER DES CHARGES FONCTIONNEL.docx
+++ b/CAHIER DES CHARGES FONCTIONNEL.docx
@@ -890,51 +890,7 @@
                 <w:sz w:val="40"/>
                 <w:szCs w:val="40"/>
               </w:rPr>
-              <w:t xml:space="preserve">Intégration de </w:t>
-            </w:r>
-            <w:proofErr w:type="spellStart"/>
-            <w:r>
-              <w:rPr>
-                <w:rFonts w:ascii="Segoe UI Emoji" w:hAnsi="Segoe UI Emoji" w:cs="Segoe UI Emoji"/>
-                <w:b/>
-                <w:bCs/>
-                <w:sz w:val="40"/>
-                <w:szCs w:val="40"/>
-              </w:rPr>
-              <w:t>react</w:t>
-            </w:r>
-            <w:proofErr w:type="spellEnd"/>
-            <w:r>
-              <w:rPr>
-                <w:rFonts w:ascii="Segoe UI Emoji" w:hAnsi="Segoe UI Emoji" w:cs="Segoe UI Emoji"/>
-                <w:b/>
-                <w:bCs/>
-                <w:sz w:val="40"/>
-                <w:szCs w:val="40"/>
-              </w:rPr>
-              <w:t>-native-</w:t>
-            </w:r>
-            <w:proofErr w:type="spellStart"/>
-            <w:r>
-              <w:rPr>
-                <w:rFonts w:ascii="Segoe UI Emoji" w:hAnsi="Segoe UI Emoji" w:cs="Segoe UI Emoji"/>
-                <w:b/>
-                <w:bCs/>
-                <w:sz w:val="40"/>
-                <w:szCs w:val="40"/>
-              </w:rPr>
-              <w:t>maps</w:t>
-            </w:r>
-            <w:proofErr w:type="spellEnd"/>
-            <w:r>
-              <w:rPr>
-                <w:rFonts w:ascii="Segoe UI Emoji" w:hAnsi="Segoe UI Emoji" w:cs="Segoe UI Emoji"/>
-                <w:b/>
-                <w:bCs/>
-                <w:sz w:val="40"/>
-                <w:szCs w:val="40"/>
-              </w:rPr>
-              <w:t xml:space="preserve"> et gestion du Cache Offline.</w:t>
+              <w:t>Intégration de react-native-maps et gestion du Cache Offline.</w:t>
             </w:r>
           </w:p>
         </w:tc>
@@ -1007,29 +963,7 @@
                 <w:sz w:val="40"/>
                 <w:szCs w:val="40"/>
               </w:rPr>
-              <w:t xml:space="preserve">Module de détection de perte réseau et envoi automatique de SMS (Background </w:t>
-            </w:r>
-            <w:proofErr w:type="spellStart"/>
-            <w:r>
-              <w:rPr>
-                <w:rFonts w:ascii="Segoe UI Emoji" w:hAnsi="Segoe UI Emoji" w:cs="Segoe UI Emoji"/>
-                <w:b/>
-                <w:bCs/>
-                <w:sz w:val="40"/>
-                <w:szCs w:val="40"/>
-              </w:rPr>
-              <w:t>Task</w:t>
-            </w:r>
-            <w:proofErr w:type="spellEnd"/>
-            <w:r>
-              <w:rPr>
-                <w:rFonts w:ascii="Segoe UI Emoji" w:hAnsi="Segoe UI Emoji" w:cs="Segoe UI Emoji"/>
-                <w:b/>
-                <w:bCs/>
-                <w:sz w:val="40"/>
-                <w:szCs w:val="40"/>
-              </w:rPr>
-              <w:t>).</w:t>
+              <w:t>Module de détection de perte réseau et envoi automatique de SMS (Background Task).</w:t>
             </w:r>
           </w:p>
         </w:tc>
@@ -1103,29 +1037,7 @@
                 <w:sz w:val="40"/>
                 <w:szCs w:val="40"/>
               </w:rPr>
-              <w:t xml:space="preserve">Développement du Dashboard (War Room) en React JS avec </w:t>
-            </w:r>
-            <w:proofErr w:type="spellStart"/>
-            <w:r>
-              <w:rPr>
-                <w:rFonts w:ascii="Segoe UI Emoji" w:hAnsi="Segoe UI Emoji" w:cs="Segoe UI Emoji"/>
-                <w:b/>
-                <w:bCs/>
-                <w:sz w:val="40"/>
-                <w:szCs w:val="40"/>
-              </w:rPr>
-              <w:t>WebSockets</w:t>
-            </w:r>
-            <w:proofErr w:type="spellEnd"/>
-            <w:r>
-              <w:rPr>
-                <w:rFonts w:ascii="Segoe UI Emoji" w:hAnsi="Segoe UI Emoji" w:cs="Segoe UI Emoji"/>
-                <w:b/>
-                <w:bCs/>
-                <w:sz w:val="40"/>
-                <w:szCs w:val="40"/>
-              </w:rPr>
-              <w:t>.</w:t>
+              <w:t>Développement du Dashboard (War Room) en React JS avec WebSockets.</w:t>
             </w:r>
           </w:p>
         </w:tc>
@@ -1479,51 +1391,7 @@
                 <w:sz w:val="40"/>
                 <w:szCs w:val="40"/>
               </w:rPr>
-              <w:t>Intégration de l'API (</w:t>
-            </w:r>
-            <w:proofErr w:type="spellStart"/>
-            <w:r>
-              <w:rPr>
-                <w:rFonts w:ascii="Segoe UI Emoji" w:hAnsi="Segoe UI Emoji" w:cs="Segoe UI Emoji"/>
-                <w:b/>
-                <w:bCs/>
-                <w:sz w:val="40"/>
-                <w:szCs w:val="40"/>
-              </w:rPr>
-              <w:t>Twilio</w:t>
-            </w:r>
-            <w:proofErr w:type="spellEnd"/>
-            <w:r>
-              <w:rPr>
-                <w:rFonts w:ascii="Segoe UI Emoji" w:hAnsi="Segoe UI Emoji" w:cs="Segoe UI Emoji"/>
-                <w:b/>
-                <w:bCs/>
-                <w:sz w:val="40"/>
-                <w:szCs w:val="40"/>
-              </w:rPr>
-              <w:t>/</w:t>
-            </w:r>
-            <w:proofErr w:type="spellStart"/>
-            <w:r>
-              <w:rPr>
-                <w:rFonts w:ascii="Segoe UI Emoji" w:hAnsi="Segoe UI Emoji" w:cs="Segoe UI Emoji"/>
-                <w:b/>
-                <w:bCs/>
-                <w:sz w:val="40"/>
-                <w:szCs w:val="40"/>
-              </w:rPr>
-              <w:t>Vonage</w:t>
-            </w:r>
-            <w:proofErr w:type="spellEnd"/>
-            <w:r>
-              <w:rPr>
-                <w:rFonts w:ascii="Segoe UI Emoji" w:hAnsi="Segoe UI Emoji" w:cs="Segoe UI Emoji"/>
-                <w:b/>
-                <w:bCs/>
-                <w:sz w:val="40"/>
-                <w:szCs w:val="40"/>
-              </w:rPr>
-              <w:t>) pour recevoir les SMS et les transformer en coordonnées GPS.</w:t>
+              <w:t>Intégration de l'API (Twilio/Vonage) pour recevoir les SMS et les transformer en coordonnées GPS.</w:t>
             </w:r>
           </w:p>
         </w:tc>
@@ -1743,73 +1611,7 @@
                 <w:sz w:val="40"/>
                 <w:szCs w:val="40"/>
               </w:rPr>
-              <w:t xml:space="preserve">Conception du schéma MySQL (Tables : </w:t>
-            </w:r>
-            <w:proofErr w:type="spellStart"/>
-            <w:r>
-              <w:rPr>
-                <w:rFonts w:ascii="Segoe UI Emoji" w:hAnsi="Segoe UI Emoji" w:cs="Segoe UI Emoji"/>
-                <w:b/>
-                <w:bCs/>
-                <w:sz w:val="40"/>
-                <w:szCs w:val="40"/>
-              </w:rPr>
-              <w:t>Users</w:t>
-            </w:r>
-            <w:proofErr w:type="spellEnd"/>
-            <w:r>
-              <w:rPr>
-                <w:rFonts w:ascii="Segoe UI Emoji" w:hAnsi="Segoe UI Emoji" w:cs="Segoe UI Emoji"/>
-                <w:b/>
-                <w:bCs/>
-                <w:sz w:val="40"/>
-                <w:szCs w:val="40"/>
-              </w:rPr>
-              <w:t xml:space="preserve">, Courses, </w:t>
-            </w:r>
-            <w:proofErr w:type="spellStart"/>
-            <w:r>
-              <w:rPr>
-                <w:rFonts w:ascii="Segoe UI Emoji" w:hAnsi="Segoe UI Emoji" w:cs="Segoe UI Emoji"/>
-                <w:b/>
-                <w:bCs/>
-                <w:sz w:val="40"/>
-                <w:szCs w:val="40"/>
-              </w:rPr>
-              <w:t>Alerts</w:t>
-            </w:r>
-            <w:proofErr w:type="spellEnd"/>
-            <w:r>
-              <w:rPr>
-                <w:rFonts w:ascii="Segoe UI Emoji" w:hAnsi="Segoe UI Emoji" w:cs="Segoe UI Emoji"/>
-                <w:b/>
-                <w:bCs/>
-                <w:sz w:val="40"/>
-                <w:szCs w:val="40"/>
-              </w:rPr>
-              <w:t xml:space="preserve">, </w:t>
-            </w:r>
-            <w:proofErr w:type="spellStart"/>
-            <w:r>
-              <w:rPr>
-                <w:rFonts w:ascii="Segoe UI Emoji" w:hAnsi="Segoe UI Emoji" w:cs="Segoe UI Emoji"/>
-                <w:b/>
-                <w:bCs/>
-                <w:sz w:val="40"/>
-                <w:szCs w:val="40"/>
-              </w:rPr>
-              <w:t>POIs</w:t>
-            </w:r>
-            <w:proofErr w:type="spellEnd"/>
-            <w:r>
-              <w:rPr>
-                <w:rFonts w:ascii="Segoe UI Emoji" w:hAnsi="Segoe UI Emoji" w:cs="Segoe UI Emoji"/>
-                <w:b/>
-                <w:bCs/>
-                <w:sz w:val="40"/>
-                <w:szCs w:val="40"/>
-              </w:rPr>
-              <w:t>).</w:t>
+              <w:t>Conception du schéma MySQL (Tables : Users, Courses, Alerts, POIs).</w:t>
             </w:r>
           </w:p>
         </w:tc>
@@ -2031,29 +1833,7 @@
           <w:sz w:val="40"/>
           <w:szCs w:val="40"/>
         </w:rPr>
-        <w:t xml:space="preserve">Web Admin : React JS / </w:t>
-      </w:r>
-      <w:proofErr w:type="spellStart"/>
-      <w:r>
-        <w:rPr>
-          <w:rFonts w:ascii="Segoe UI Emoji" w:hAnsi="Segoe UI Emoji" w:cs="Segoe UI Emoji"/>
-          <w:b/>
-          <w:bCs/>
-          <w:sz w:val="40"/>
-          <w:szCs w:val="40"/>
-        </w:rPr>
-        <w:t>Tailwind</w:t>
-      </w:r>
-      <w:proofErr w:type="spellEnd"/>
-      <w:r>
-        <w:rPr>
-          <w:rFonts w:ascii="Segoe UI Emoji" w:hAnsi="Segoe UI Emoji" w:cs="Segoe UI Emoji"/>
-          <w:b/>
-          <w:bCs/>
-          <w:sz w:val="40"/>
-          <w:szCs w:val="40"/>
-        </w:rPr>
-        <w:t xml:space="preserve"> CSS.</w:t>
+        <w:t>Web Admin : React JS / Tailwind CSS.</w:t>
       </w:r>
     </w:p>
     <w:p>
@@ -2129,29 +1909,7 @@
           <w:sz w:val="40"/>
           <w:szCs w:val="40"/>
         </w:rPr>
-        <w:t xml:space="preserve">Communication : Socket.io (Temps réel), </w:t>
-      </w:r>
-      <w:proofErr w:type="spellStart"/>
-      <w:r>
-        <w:rPr>
-          <w:rFonts w:ascii="Segoe UI Emoji" w:hAnsi="Segoe UI Emoji" w:cs="Segoe UI Emoji"/>
-          <w:b/>
-          <w:bCs/>
-          <w:sz w:val="40"/>
-          <w:szCs w:val="40"/>
-        </w:rPr>
-        <w:t>Twilio</w:t>
-      </w:r>
-      <w:proofErr w:type="spellEnd"/>
-      <w:r>
-        <w:rPr>
-          <w:rFonts w:ascii="Segoe UI Emoji" w:hAnsi="Segoe UI Emoji" w:cs="Segoe UI Emoji"/>
-          <w:b/>
-          <w:bCs/>
-          <w:sz w:val="40"/>
-          <w:szCs w:val="40"/>
-        </w:rPr>
-        <w:t xml:space="preserve"> (SMS).</w:t>
+        <w:t>Communication : Socket.io (Temps réel), Twilio (SMS).</w:t>
       </w:r>
     </w:p>
     <w:p/>
